--- a/Website/Design_Documents/Schema_Composition/ShippingAddresses_Schema_Composition.docx
+++ b/Website/Design_Documents/Schema_Composition/ShippingAddresses_Schema_Composition.docx
@@ -77,13 +77,22 @@
                 <w:szCs w:val="20"/>
               </w:rPr>
             </w:pPr>
-            <w:r>
-              <w:rPr>
-                <w:sz w:val="20"/>
-                <w:szCs w:val="20"/>
-              </w:rPr>
-              <w:t>createShippingAddressRequestSchema</w:t>
-            </w:r>
+            <w:proofErr w:type="spellStart"/>
+            <w:r>
+              <w:rPr>
+                <w:sz w:val="20"/>
+                <w:szCs w:val="20"/>
+              </w:rPr>
+              <w:t>s</w:t>
+            </w:r>
+            <w:r>
+              <w:rPr>
+                <w:sz w:val="20"/>
+                <w:szCs w:val="20"/>
+              </w:rPr>
+              <w:t>hippingAddressRequestSchema</w:t>
+            </w:r>
+            <w:proofErr w:type="spellEnd"/>
           </w:p>
         </w:tc>
         <w:tc>
@@ -112,27 +121,45 @@
                 <w:szCs w:val="20"/>
               </w:rPr>
             </w:pPr>
-            <w:r>
-              <w:rPr>
-                <w:sz w:val="20"/>
-                <w:szCs w:val="20"/>
-              </w:rPr>
-              <w:t>address_id,</w:t>
-            </w:r>
-          </w:p>
-          <w:p>
-            <w:pPr>
-              <w:rPr>
-                <w:sz w:val="20"/>
-                <w:szCs w:val="20"/>
-              </w:rPr>
-            </w:pPr>
-            <w:r>
-              <w:rPr>
-                <w:sz w:val="20"/>
-                <w:szCs w:val="20"/>
-              </w:rPr>
-              <w:t>company_name,</w:t>
+            <w:proofErr w:type="spellStart"/>
+            <w:r>
+              <w:rPr>
+                <w:sz w:val="20"/>
+                <w:szCs w:val="20"/>
+              </w:rPr>
+              <w:t>address_id</w:t>
+            </w:r>
+            <w:proofErr w:type="spellEnd"/>
+            <w:r>
+              <w:rPr>
+                <w:sz w:val="20"/>
+                <w:szCs w:val="20"/>
+              </w:rPr>
+              <w:t>,</w:t>
+            </w:r>
+          </w:p>
+          <w:p>
+            <w:pPr>
+              <w:rPr>
+                <w:sz w:val="20"/>
+                <w:szCs w:val="20"/>
+              </w:rPr>
+            </w:pPr>
+            <w:proofErr w:type="spellStart"/>
+            <w:r>
+              <w:rPr>
+                <w:sz w:val="20"/>
+                <w:szCs w:val="20"/>
+              </w:rPr>
+              <w:t>company_name</w:t>
+            </w:r>
+            <w:proofErr w:type="spellEnd"/>
+            <w:r>
+              <w:rPr>
+                <w:sz w:val="20"/>
+                <w:szCs w:val="20"/>
+              </w:rPr>
+              <w:t>,</w:t>
             </w:r>
           </w:p>
           <w:p>
@@ -187,12 +214,21 @@
                 <w:szCs w:val="20"/>
               </w:rPr>
             </w:pPr>
-            <w:r>
-              <w:rPr>
-                <w:sz w:val="20"/>
-                <w:szCs w:val="20"/>
-              </w:rPr>
-              <w:t>administrative_division,</w:t>
+            <w:proofErr w:type="spellStart"/>
+            <w:r>
+              <w:rPr>
+                <w:sz w:val="20"/>
+                <w:szCs w:val="20"/>
+              </w:rPr>
+              <w:t>administrative_division</w:t>
+            </w:r>
+            <w:proofErr w:type="spellEnd"/>
+            <w:r>
+              <w:rPr>
+                <w:sz w:val="20"/>
+                <w:szCs w:val="20"/>
+              </w:rPr>
+              <w:t>,</w:t>
             </w:r>
           </w:p>
           <w:p>
@@ -217,21 +253,31 @@
                 <w:szCs w:val="20"/>
               </w:rPr>
             </w:pPr>
-            <w:r>
-              <w:rPr>
-                <w:sz w:val="20"/>
-                <w:szCs w:val="20"/>
-              </w:rPr>
-              <w:t>postal_area,</w:t>
-            </w:r>
-          </w:p>
-          <w:p>
-            <w:pPr>
-              <w:rPr>
-                <w:sz w:val="20"/>
-                <w:szCs w:val="20"/>
-              </w:rPr>
-            </w:pPr>
+            <w:proofErr w:type="spellStart"/>
+            <w:r>
+              <w:rPr>
+                <w:sz w:val="20"/>
+                <w:szCs w:val="20"/>
+              </w:rPr>
+              <w:t>postal_area</w:t>
+            </w:r>
+            <w:proofErr w:type="spellEnd"/>
+            <w:r>
+              <w:rPr>
+                <w:sz w:val="20"/>
+                <w:szCs w:val="20"/>
+              </w:rPr>
+              <w:t>,</w:t>
+            </w:r>
+          </w:p>
+          <w:p>
+            <w:pPr>
+              <w:rPr>
+                <w:sz w:val="20"/>
+                <w:szCs w:val="20"/>
+              </w:rPr>
+            </w:pPr>
+            <w:proofErr w:type="spellStart"/>
             <w:r>
               <w:rPr>
                 <w:sz w:val="20"/>
@@ -239,6 +285,7 @@
               </w:rPr>
               <w:t>phone_number</w:t>
             </w:r>
+            <w:proofErr w:type="spellEnd"/>
           </w:p>
           <w:p>
             <w:pPr>
@@ -269,13 +316,22 @@
                 <w:szCs w:val="20"/>
               </w:rPr>
             </w:pPr>
-            <w:r>
-              <w:rPr>
-                <w:sz w:val="20"/>
-                <w:szCs w:val="20"/>
-              </w:rPr>
-              <w:t>createShippingAddressResponseSchema</w:t>
-            </w:r>
+            <w:proofErr w:type="spellStart"/>
+            <w:r>
+              <w:rPr>
+                <w:sz w:val="20"/>
+                <w:szCs w:val="20"/>
+              </w:rPr>
+              <w:t>s</w:t>
+            </w:r>
+            <w:r>
+              <w:rPr>
+                <w:sz w:val="20"/>
+                <w:szCs w:val="20"/>
+              </w:rPr>
+              <w:t>hippingAddressResponseSchema</w:t>
+            </w:r>
+            <w:proofErr w:type="spellEnd"/>
           </w:p>
         </w:tc>
         <w:tc>
@@ -304,44 +360,45 @@
                 <w:szCs w:val="20"/>
               </w:rPr>
             </w:pPr>
-            <w:r>
-              <w:rPr>
-                <w:b/>
-                <w:bCs/>
-                <w:sz w:val="20"/>
-                <w:szCs w:val="20"/>
-              </w:rPr>
-              <w:t>_id</w:t>
-            </w:r>
-          </w:p>
-          <w:p>
-            <w:pPr>
-              <w:rPr>
-                <w:sz w:val="20"/>
-                <w:szCs w:val="20"/>
-              </w:rPr>
-            </w:pPr>
-            <w:r>
-              <w:rPr>
-                <w:sz w:val="20"/>
-                <w:szCs w:val="20"/>
-              </w:rPr>
-              <w:t>address_id,</w:t>
-            </w:r>
-          </w:p>
-          <w:p>
-            <w:pPr>
-              <w:rPr>
-                <w:sz w:val="20"/>
-                <w:szCs w:val="20"/>
-              </w:rPr>
-            </w:pPr>
-            <w:r>
-              <w:rPr>
-                <w:sz w:val="20"/>
-                <w:szCs w:val="20"/>
-              </w:rPr>
-              <w:t>company_name,</w:t>
+            <w:proofErr w:type="spellStart"/>
+            <w:r>
+              <w:rPr>
+                <w:sz w:val="20"/>
+                <w:szCs w:val="20"/>
+              </w:rPr>
+              <w:t>address_id</w:t>
+            </w:r>
+            <w:proofErr w:type="spellEnd"/>
+            <w:r>
+              <w:rPr>
+                <w:sz w:val="20"/>
+                <w:szCs w:val="20"/>
+              </w:rPr>
+              <w:t>,</w:t>
+            </w:r>
+          </w:p>
+          <w:p>
+            <w:pPr>
+              <w:rPr>
+                <w:sz w:val="20"/>
+                <w:szCs w:val="20"/>
+              </w:rPr>
+            </w:pPr>
+            <w:proofErr w:type="spellStart"/>
+            <w:r>
+              <w:rPr>
+                <w:sz w:val="20"/>
+                <w:szCs w:val="20"/>
+              </w:rPr>
+              <w:t>company_name</w:t>
+            </w:r>
+            <w:proofErr w:type="spellEnd"/>
+            <w:r>
+              <w:rPr>
+                <w:sz w:val="20"/>
+                <w:szCs w:val="20"/>
+              </w:rPr>
+              <w:t>,</w:t>
             </w:r>
           </w:p>
           <w:p>
@@ -396,12 +453,21 @@
                 <w:szCs w:val="20"/>
               </w:rPr>
             </w:pPr>
-            <w:r>
-              <w:rPr>
-                <w:sz w:val="20"/>
-                <w:szCs w:val="20"/>
-              </w:rPr>
-              <w:t>administrative_division,</w:t>
+            <w:proofErr w:type="spellStart"/>
+            <w:r>
+              <w:rPr>
+                <w:sz w:val="20"/>
+                <w:szCs w:val="20"/>
+              </w:rPr>
+              <w:t>administrative_division</w:t>
+            </w:r>
+            <w:proofErr w:type="spellEnd"/>
+            <w:r>
+              <w:rPr>
+                <w:sz w:val="20"/>
+                <w:szCs w:val="20"/>
+              </w:rPr>
+              <w:t>,</w:t>
             </w:r>
           </w:p>
           <w:p>
@@ -426,21 +492,31 @@
                 <w:szCs w:val="20"/>
               </w:rPr>
             </w:pPr>
-            <w:r>
-              <w:rPr>
-                <w:sz w:val="20"/>
-                <w:szCs w:val="20"/>
-              </w:rPr>
-              <w:t>postal_area,</w:t>
-            </w:r>
-          </w:p>
-          <w:p>
-            <w:pPr>
-              <w:rPr>
-                <w:sz w:val="20"/>
-                <w:szCs w:val="20"/>
-              </w:rPr>
-            </w:pPr>
+            <w:proofErr w:type="spellStart"/>
+            <w:r>
+              <w:rPr>
+                <w:sz w:val="20"/>
+                <w:szCs w:val="20"/>
+              </w:rPr>
+              <w:t>postal_area</w:t>
+            </w:r>
+            <w:proofErr w:type="spellEnd"/>
+            <w:r>
+              <w:rPr>
+                <w:sz w:val="20"/>
+                <w:szCs w:val="20"/>
+              </w:rPr>
+              <w:t>,</w:t>
+            </w:r>
+          </w:p>
+          <w:p>
+            <w:pPr>
+              <w:rPr>
+                <w:sz w:val="20"/>
+                <w:szCs w:val="20"/>
+              </w:rPr>
+            </w:pPr>
+            <w:proofErr w:type="spellStart"/>
             <w:r>
               <w:rPr>
                 <w:sz w:val="20"/>
@@ -448,6 +524,7 @@
               </w:rPr>
               <w:t>phone_number</w:t>
             </w:r>
+            <w:proofErr w:type="spellEnd"/>
           </w:p>
           <w:p>
             <w:pPr>
@@ -478,13 +555,15 @@
                 <w:szCs w:val="20"/>
               </w:rPr>
             </w:pPr>
-            <w:r>
-              <w:rPr>
-                <w:sz w:val="20"/>
-                <w:szCs w:val="20"/>
-              </w:rPr>
-              <w:t>shippingAddressStandardSchema</w:t>
-            </w:r>
+            <w:proofErr w:type="spellStart"/>
+            <w:r>
+              <w:rPr>
+                <w:sz w:val="20"/>
+                <w:szCs w:val="20"/>
+              </w:rPr>
+              <w:t>shippingAddressArrayZeroSchema</w:t>
+            </w:r>
+            <w:proofErr w:type="spellEnd"/>
           </w:p>
         </w:tc>
         <w:tc>
@@ -500,12 +579,26 @@
             </w:pPr>
             <w:r>
               <w:rPr>
-                <w:b/>
-                <w:bCs/>
-                <w:sz w:val="20"/>
-                <w:szCs w:val="20"/>
-              </w:rPr>
-              <w:t>SAME AS createShippingAddressResponseSchema</w:t>
+                <w:sz w:val="20"/>
+                <w:szCs w:val="20"/>
+              </w:rPr>
+              <w:t xml:space="preserve">Array of </w:t>
+            </w:r>
+            <w:proofErr w:type="spellStart"/>
+            <w:r>
+              <w:rPr>
+                <w:sz w:val="20"/>
+                <w:szCs w:val="20"/>
+              </w:rPr>
+              <w:t>shippingAddressResponseSchema</w:t>
+            </w:r>
+            <w:proofErr w:type="spellEnd"/>
+            <w:r>
+              <w:rPr>
+                <w:sz w:val="20"/>
+                <w:szCs w:val="20"/>
+              </w:rPr>
+              <w:t xml:space="preserve"> with min(0).</w:t>
             </w:r>
           </w:p>
         </w:tc>
@@ -522,13 +615,15 @@
                 <w:szCs w:val="20"/>
               </w:rPr>
             </w:pPr>
-            <w:r>
-              <w:rPr>
-                <w:sz w:val="20"/>
-                <w:szCs w:val="20"/>
-              </w:rPr>
-              <w:t>orderShippingAddressSchema</w:t>
-            </w:r>
+            <w:proofErr w:type="spellStart"/>
+            <w:r>
+              <w:rPr>
+                <w:sz w:val="20"/>
+                <w:szCs w:val="20"/>
+              </w:rPr>
+              <w:t>shippingAddressArrayNonzeroSchema</w:t>
+            </w:r>
+            <w:proofErr w:type="spellEnd"/>
           </w:p>
         </w:tc>
         <w:tc>
@@ -544,12 +639,40 @@
             </w:pPr>
             <w:r>
               <w:rPr>
-                <w:b/>
-                <w:bCs/>
-                <w:sz w:val="20"/>
-                <w:szCs w:val="20"/>
-              </w:rPr>
-              <w:t>SAME AS createShippingAddressRequestSchema</w:t>
+                <w:sz w:val="20"/>
+                <w:szCs w:val="20"/>
+              </w:rPr>
+              <w:t xml:space="preserve">Array of </w:t>
+            </w:r>
+            <w:proofErr w:type="spellStart"/>
+            <w:r>
+              <w:rPr>
+                <w:sz w:val="20"/>
+                <w:szCs w:val="20"/>
+              </w:rPr>
+              <w:t>shippingAddressResponseSchema</w:t>
+            </w:r>
+            <w:proofErr w:type="spellEnd"/>
+            <w:r>
+              <w:rPr>
+                <w:sz w:val="20"/>
+                <w:szCs w:val="20"/>
+              </w:rPr>
+              <w:t xml:space="preserve"> with min(</w:t>
+            </w:r>
+            <w:r>
+              <w:rPr>
+                <w:sz w:val="20"/>
+                <w:szCs w:val="20"/>
+              </w:rPr>
+              <w:t>1</w:t>
+            </w:r>
+            <w:r>
+              <w:rPr>
+                <w:sz w:val="20"/>
+                <w:szCs w:val="20"/>
+              </w:rPr>
+              <w:t>).</w:t>
             </w:r>
           </w:p>
         </w:tc>
@@ -566,13 +689,15 @@
                 <w:szCs w:val="20"/>
               </w:rPr>
             </w:pPr>
-            <w:r>
-              <w:rPr>
-                <w:sz w:val="20"/>
-                <w:szCs w:val="20"/>
-              </w:rPr>
-              <w:t>shippingAddressArrayStandardSchema</w:t>
-            </w:r>
+            <w:proofErr w:type="spellStart"/>
+            <w:r>
+              <w:rPr>
+                <w:sz w:val="20"/>
+                <w:szCs w:val="20"/>
+              </w:rPr>
+              <w:t>updateShippingAddressRequestSchema</w:t>
+            </w:r>
+            <w:proofErr w:type="spellEnd"/>
           </w:p>
         </w:tc>
         <w:tc>
@@ -588,17 +713,124 @@
             </w:pPr>
             <w:r>
               <w:rPr>
-                <w:sz w:val="20"/>
-                <w:szCs w:val="20"/>
-              </w:rPr>
-              <w:t>shippingAddressArray</w:t>
-            </w:r>
-            <w:r>
-              <w:rPr>
-                <w:sz w:val="20"/>
-                <w:szCs w:val="20"/>
-              </w:rPr>
-              <w:t>Schema with min(0).</w:t>
+                <w:b/>
+                <w:bCs/>
+                <w:sz w:val="20"/>
+                <w:szCs w:val="20"/>
+              </w:rPr>
+              <w:t xml:space="preserve">THEY HAVE THE </w:t>
+            </w:r>
+            <w:r>
+              <w:rPr>
+                <w:b/>
+                <w:bCs/>
+                <w:sz w:val="20"/>
+                <w:szCs w:val="20"/>
+              </w:rPr>
+              <w:t>SAME</w:t>
+            </w:r>
+            <w:r>
+              <w:rPr>
+                <w:b/>
+                <w:bCs/>
+                <w:sz w:val="20"/>
+                <w:szCs w:val="20"/>
+              </w:rPr>
+              <w:t xml:space="preserve"> FIELDS</w:t>
+            </w:r>
+            <w:r>
+              <w:rPr>
+                <w:b/>
+                <w:bCs/>
+                <w:sz w:val="20"/>
+                <w:szCs w:val="20"/>
+              </w:rPr>
+              <w:t xml:space="preserve"> AS </w:t>
+            </w:r>
+            <w:proofErr w:type="spellStart"/>
+            <w:r>
+              <w:rPr>
+                <w:b/>
+                <w:bCs/>
+                <w:sz w:val="20"/>
+                <w:szCs w:val="20"/>
+              </w:rPr>
+              <w:t>createShippingAddress</w:t>
+            </w:r>
+            <w:r>
+              <w:rPr>
+                <w:b/>
+                <w:bCs/>
+                <w:sz w:val="20"/>
+                <w:szCs w:val="20"/>
+              </w:rPr>
+              <w:t>Request</w:t>
+            </w:r>
+            <w:r>
+              <w:rPr>
+                <w:b/>
+                <w:bCs/>
+                <w:sz w:val="20"/>
+                <w:szCs w:val="20"/>
+              </w:rPr>
+              <w:t>Schema</w:t>
+            </w:r>
+            <w:proofErr w:type="spellEnd"/>
+            <w:r>
+              <w:rPr>
+                <w:b/>
+                <w:bCs/>
+                <w:sz w:val="20"/>
+                <w:szCs w:val="20"/>
+              </w:rPr>
+              <w:t xml:space="preserve"> </w:t>
+            </w:r>
+            <w:r>
+              <w:rPr>
+                <w:b/>
+                <w:bCs/>
+                <w:sz w:val="20"/>
+                <w:szCs w:val="20"/>
+              </w:rPr>
+              <w:t>AND</w:t>
+            </w:r>
+            <w:r>
+              <w:rPr>
+                <w:b/>
+                <w:bCs/>
+                <w:sz w:val="20"/>
+                <w:szCs w:val="20"/>
+              </w:rPr>
+              <w:t xml:space="preserve"> </w:t>
+            </w:r>
+            <w:proofErr w:type="spellStart"/>
+            <w:r>
+              <w:rPr>
+                <w:b/>
+                <w:bCs/>
+                <w:sz w:val="20"/>
+                <w:szCs w:val="20"/>
+              </w:rPr>
+              <w:t>orderShippingAddressRequestSchema</w:t>
+            </w:r>
+            <w:proofErr w:type="spellEnd"/>
+            <w:r>
+              <w:rPr>
+                <w:b/>
+                <w:bCs/>
+                <w:sz w:val="20"/>
+                <w:szCs w:val="20"/>
+              </w:rPr>
+              <w:t xml:space="preserve"> BUT</w:t>
+            </w:r>
+            <w:r>
+              <w:rPr>
+                <w:b/>
+                <w:bCs/>
+                <w:sz w:val="20"/>
+                <w:szCs w:val="20"/>
+              </w:rPr>
+              <w:t xml:space="preserve"> ALL FIELDS ARE OPTIONAL.</w:t>
             </w:r>
           </w:p>
         </w:tc>
@@ -615,13 +847,15 @@
                 <w:szCs w:val="20"/>
               </w:rPr>
             </w:pPr>
-            <w:r>
-              <w:rPr>
-                <w:sz w:val="20"/>
-                <w:szCs w:val="20"/>
-              </w:rPr>
-              <w:t>updateShippingAddressRequestSchema</w:t>
-            </w:r>
+            <w:proofErr w:type="spellStart"/>
+            <w:r>
+              <w:rPr>
+                <w:sz w:val="20"/>
+                <w:szCs w:val="20"/>
+              </w:rPr>
+              <w:t>updateShippingAddressSuccessResponseSchema</w:t>
+            </w:r>
+            <w:proofErr w:type="spellEnd"/>
           </w:p>
         </w:tc>
         <w:tc>
@@ -637,93 +871,129 @@
             </w:pPr>
             <w:r>
               <w:rPr>
-                <w:b/>
-                <w:bCs/>
-                <w:sz w:val="20"/>
-                <w:szCs w:val="20"/>
-              </w:rPr>
-              <w:t xml:space="preserve">THEY HAVE THE </w:t>
-            </w:r>
-            <w:r>
-              <w:rPr>
-                <w:b/>
-                <w:bCs/>
-                <w:sz w:val="20"/>
-                <w:szCs w:val="20"/>
-              </w:rPr>
-              <w:t>SAME</w:t>
-            </w:r>
-            <w:r>
-              <w:rPr>
-                <w:b/>
-                <w:bCs/>
-                <w:sz w:val="20"/>
-                <w:szCs w:val="20"/>
-              </w:rPr>
-              <w:t xml:space="preserve"> FIELDS</w:t>
-            </w:r>
-            <w:r>
-              <w:rPr>
-                <w:b/>
-                <w:bCs/>
-                <w:sz w:val="20"/>
-                <w:szCs w:val="20"/>
-              </w:rPr>
-              <w:t xml:space="preserve"> AS createShippingAddress</w:t>
-            </w:r>
-            <w:r>
-              <w:rPr>
-                <w:b/>
-                <w:bCs/>
-                <w:sz w:val="20"/>
-                <w:szCs w:val="20"/>
-              </w:rPr>
-              <w:t>Request</w:t>
-            </w:r>
-            <w:r>
-              <w:rPr>
-                <w:b/>
-                <w:bCs/>
-                <w:sz w:val="20"/>
-                <w:szCs w:val="20"/>
-              </w:rPr>
-              <w:t xml:space="preserve">Schema </w:t>
-            </w:r>
-            <w:r>
-              <w:rPr>
-                <w:b/>
-                <w:bCs/>
-                <w:sz w:val="20"/>
-                <w:szCs w:val="20"/>
-              </w:rPr>
-              <w:t>AND</w:t>
-            </w:r>
-            <w:r>
-              <w:rPr>
-                <w:b/>
-                <w:bCs/>
-                <w:sz w:val="20"/>
-                <w:szCs w:val="20"/>
-              </w:rPr>
-              <w:t xml:space="preserve"> orderShippingAddressRequestSchema</w:t>
-            </w:r>
-            <w:r>
-              <w:rPr>
-                <w:b/>
-                <w:bCs/>
-                <w:sz w:val="20"/>
-                <w:szCs w:val="20"/>
-              </w:rPr>
-              <w:t xml:space="preserve"> BUT</w:t>
-            </w:r>
-            <w:r>
-              <w:rPr>
-                <w:b/>
-                <w:bCs/>
-                <w:sz w:val="20"/>
-                <w:szCs w:val="20"/>
-              </w:rPr>
-              <w:t xml:space="preserve"> ALL FIELDS ARE OPTIONAL.</w:t>
+                <w:sz w:val="20"/>
+                <w:szCs w:val="20"/>
+              </w:rPr>
+              <w:t>{</w:t>
+            </w:r>
+          </w:p>
+          <w:p>
+            <w:pPr>
+              <w:rPr>
+                <w:sz w:val="20"/>
+                <w:szCs w:val="20"/>
+              </w:rPr>
+            </w:pPr>
+            <w:r>
+              <w:rPr>
+                <w:sz w:val="20"/>
+                <w:szCs w:val="20"/>
+              </w:rPr>
+              <w:t>acknowledged,</w:t>
+            </w:r>
+          </w:p>
+          <w:p>
+            <w:pPr>
+              <w:rPr>
+                <w:sz w:val="20"/>
+                <w:szCs w:val="20"/>
+              </w:rPr>
+            </w:pPr>
+            <w:proofErr w:type="spellStart"/>
+            <w:r>
+              <w:rPr>
+                <w:sz w:val="20"/>
+                <w:szCs w:val="20"/>
+              </w:rPr>
+              <w:t>modifiedCount</w:t>
+            </w:r>
+            <w:proofErr w:type="spellEnd"/>
+            <w:r>
+              <w:rPr>
+                <w:sz w:val="20"/>
+                <w:szCs w:val="20"/>
+              </w:rPr>
+              <w:t>,</w:t>
+            </w:r>
+          </w:p>
+          <w:p>
+            <w:pPr>
+              <w:rPr>
+                <w:sz w:val="20"/>
+                <w:szCs w:val="20"/>
+              </w:rPr>
+            </w:pPr>
+            <w:proofErr w:type="spellStart"/>
+            <w:r>
+              <w:rPr>
+                <w:sz w:val="20"/>
+                <w:szCs w:val="20"/>
+              </w:rPr>
+              <w:t>upsertedId</w:t>
+            </w:r>
+            <w:proofErr w:type="spellEnd"/>
+            <w:r>
+              <w:rPr>
+                <w:sz w:val="20"/>
+                <w:szCs w:val="20"/>
+              </w:rPr>
+              <w:t>,</w:t>
+            </w:r>
+          </w:p>
+          <w:p>
+            <w:pPr>
+              <w:rPr>
+                <w:sz w:val="20"/>
+                <w:szCs w:val="20"/>
+              </w:rPr>
+            </w:pPr>
+            <w:proofErr w:type="spellStart"/>
+            <w:r>
+              <w:rPr>
+                <w:sz w:val="20"/>
+                <w:szCs w:val="20"/>
+              </w:rPr>
+              <w:t>upsertedCount</w:t>
+            </w:r>
+            <w:proofErr w:type="spellEnd"/>
+            <w:r>
+              <w:rPr>
+                <w:sz w:val="20"/>
+                <w:szCs w:val="20"/>
+              </w:rPr>
+              <w:t>,</w:t>
+            </w:r>
+          </w:p>
+          <w:p>
+            <w:pPr>
+              <w:rPr>
+                <w:sz w:val="20"/>
+                <w:szCs w:val="20"/>
+              </w:rPr>
+            </w:pPr>
+            <w:proofErr w:type="spellStart"/>
+            <w:r>
+              <w:rPr>
+                <w:sz w:val="20"/>
+                <w:szCs w:val="20"/>
+              </w:rPr>
+              <w:t>matchedCount</w:t>
+            </w:r>
+            <w:proofErr w:type="spellEnd"/>
+          </w:p>
+          <w:p>
+            <w:pPr>
+              <w:rPr>
+                <w:sz w:val="20"/>
+                <w:szCs w:val="20"/>
+              </w:rPr>
+            </w:pPr>
+            <w:r>
+              <w:rPr>
+                <w:sz w:val="20"/>
+                <w:szCs w:val="20"/>
+              </w:rPr>
+              <w:t>}</w:t>
             </w:r>
           </w:p>
         </w:tc>
@@ -740,13 +1010,15 @@
                 <w:szCs w:val="20"/>
               </w:rPr>
             </w:pPr>
-            <w:r>
-              <w:rPr>
-                <w:sz w:val="20"/>
-                <w:szCs w:val="20"/>
-              </w:rPr>
-              <w:t>updateShippingAddressSuccessResponseSchema</w:t>
-            </w:r>
+            <w:proofErr w:type="spellStart"/>
+            <w:r>
+              <w:rPr>
+                <w:sz w:val="20"/>
+                <w:szCs w:val="20"/>
+              </w:rPr>
+              <w:t>updateShippingAddressFailureResponseSchema</w:t>
+            </w:r>
+            <w:proofErr w:type="spellEnd"/>
           </w:p>
         </w:tc>
         <w:tc>
@@ -780,67 +1052,7 @@
                 <w:sz w:val="20"/>
                 <w:szCs w:val="20"/>
               </w:rPr>
-              <w:t>acknowledged,</w:t>
-            </w:r>
-          </w:p>
-          <w:p>
-            <w:pPr>
-              <w:rPr>
-                <w:sz w:val="20"/>
-                <w:szCs w:val="20"/>
-              </w:rPr>
-            </w:pPr>
-            <w:r>
-              <w:rPr>
-                <w:sz w:val="20"/>
-                <w:szCs w:val="20"/>
-              </w:rPr>
-              <w:t>modifiedCount,</w:t>
-            </w:r>
-          </w:p>
-          <w:p>
-            <w:pPr>
-              <w:rPr>
-                <w:sz w:val="20"/>
-                <w:szCs w:val="20"/>
-              </w:rPr>
-            </w:pPr>
-            <w:r>
-              <w:rPr>
-                <w:sz w:val="20"/>
-                <w:szCs w:val="20"/>
-              </w:rPr>
-              <w:t>upsertedId,</w:t>
-            </w:r>
-          </w:p>
-          <w:p>
-            <w:pPr>
-              <w:rPr>
-                <w:sz w:val="20"/>
-                <w:szCs w:val="20"/>
-              </w:rPr>
-            </w:pPr>
-            <w:r>
-              <w:rPr>
-                <w:sz w:val="20"/>
-                <w:szCs w:val="20"/>
-              </w:rPr>
-              <w:t>upsertedCount,</w:t>
-            </w:r>
-          </w:p>
-          <w:p>
-            <w:pPr>
-              <w:rPr>
-                <w:sz w:val="20"/>
-                <w:szCs w:val="20"/>
-              </w:rPr>
-            </w:pPr>
-            <w:r>
-              <w:rPr>
-                <w:sz w:val="20"/>
-                <w:szCs w:val="20"/>
-              </w:rPr>
-              <w:t>matchedCount</w:t>
+              <w:t>acknowledged</w:t>
             </w:r>
           </w:p>
           <w:p>
@@ -872,13 +1084,15 @@
                 <w:szCs w:val="20"/>
               </w:rPr>
             </w:pPr>
-            <w:r>
-              <w:rPr>
-                <w:sz w:val="20"/>
-                <w:szCs w:val="20"/>
-              </w:rPr>
-              <w:t>updateShippingAddressFailureResponseSchema</w:t>
-            </w:r>
+            <w:proofErr w:type="spellStart"/>
+            <w:r>
+              <w:rPr>
+                <w:sz w:val="20"/>
+                <w:szCs w:val="20"/>
+              </w:rPr>
+              <w:t>updateShippingAddressResponseSchema</w:t>
+            </w:r>
+            <w:proofErr w:type="spellEnd"/>
           </w:p>
         </w:tc>
         <w:tc>
@@ -897,37 +1111,39 @@
                 <w:sz w:val="20"/>
                 <w:szCs w:val="20"/>
               </w:rPr>
-              <w:t>{</w:t>
-            </w:r>
-          </w:p>
-          <w:p>
-            <w:pPr>
-              <w:rPr>
-                <w:sz w:val="20"/>
-                <w:szCs w:val="20"/>
-              </w:rPr>
-            </w:pPr>
-            <w:r>
-              <w:rPr>
-                <w:sz w:val="20"/>
-                <w:szCs w:val="20"/>
-              </w:rPr>
-              <w:t>acknowledged</w:t>
-            </w:r>
-          </w:p>
-          <w:p>
-            <w:pPr>
-              <w:rPr>
-                <w:sz w:val="20"/>
-                <w:szCs w:val="20"/>
-              </w:rPr>
-            </w:pPr>
-            <w:r>
-              <w:rPr>
-                <w:sz w:val="20"/>
-                <w:szCs w:val="20"/>
-              </w:rPr>
-              <w:t>}</w:t>
+              <w:t xml:space="preserve">A UNION of </w:t>
+            </w:r>
+            <w:proofErr w:type="spellStart"/>
+            <w:r>
+              <w:rPr>
+                <w:sz w:val="20"/>
+                <w:szCs w:val="20"/>
+              </w:rPr>
+              <w:t>updateShippingAddressSuccessResponseSchema</w:t>
+            </w:r>
+            <w:proofErr w:type="spellEnd"/>
+            <w:r>
+              <w:rPr>
+                <w:sz w:val="20"/>
+                <w:szCs w:val="20"/>
+              </w:rPr>
+              <w:t xml:space="preserve"> and  </w:t>
+            </w:r>
+            <w:proofErr w:type="spellStart"/>
+            <w:r>
+              <w:rPr>
+                <w:sz w:val="20"/>
+                <w:szCs w:val="20"/>
+              </w:rPr>
+              <w:t>updateShippingAddressFailureResponseSchema</w:t>
+            </w:r>
+            <w:proofErr w:type="spellEnd"/>
+            <w:r>
+              <w:rPr>
+                <w:sz w:val="20"/>
+                <w:szCs w:val="20"/>
+              </w:rPr>
+              <w:t>.</w:t>
             </w:r>
           </w:p>
         </w:tc>
@@ -944,13 +1160,15 @@
                 <w:szCs w:val="20"/>
               </w:rPr>
             </w:pPr>
-            <w:r>
-              <w:rPr>
-                <w:sz w:val="20"/>
-                <w:szCs w:val="20"/>
-              </w:rPr>
-              <w:t>updateShippingAddressResponseSchema</w:t>
-            </w:r>
+            <w:proofErr w:type="spellStart"/>
+            <w:r>
+              <w:rPr>
+                <w:sz w:val="20"/>
+                <w:szCs w:val="20"/>
+              </w:rPr>
+              <w:t>getShippingAddressByIdRequestSchema</w:t>
+            </w:r>
+            <w:proofErr w:type="spellEnd"/>
           </w:p>
         </w:tc>
         <w:tc>
@@ -969,7 +1187,46 @@
                 <w:sz w:val="20"/>
                 <w:szCs w:val="20"/>
               </w:rPr>
-              <w:t>A UNION of updateShippingAddressSuccessResponseSchema and  updateShippingAddressFailureResponseSchema.</w:t>
+              <w:t>{</w:t>
+            </w:r>
+          </w:p>
+          <w:p>
+            <w:pPr>
+              <w:rPr>
+                <w:sz w:val="20"/>
+                <w:szCs w:val="20"/>
+              </w:rPr>
+            </w:pPr>
+            <w:proofErr w:type="spellStart"/>
+            <w:r>
+              <w:rPr>
+                <w:sz w:val="20"/>
+                <w:szCs w:val="20"/>
+              </w:rPr>
+              <w:t>s</w:t>
+            </w:r>
+            <w:r>
+              <w:rPr>
+                <w:sz w:val="20"/>
+                <w:szCs w:val="20"/>
+              </w:rPr>
+              <w:t>hipping_address_id</w:t>
+            </w:r>
+            <w:proofErr w:type="spellEnd"/>
+          </w:p>
+          <w:p>
+            <w:pPr>
+              <w:rPr>
+                <w:sz w:val="20"/>
+                <w:szCs w:val="20"/>
+              </w:rPr>
+            </w:pPr>
+            <w:r>
+              <w:rPr>
+                <w:sz w:val="20"/>
+                <w:szCs w:val="20"/>
+              </w:rPr>
+              <w:t>}</w:t>
             </w:r>
           </w:p>
         </w:tc>
@@ -986,13 +1243,29 @@
                 <w:szCs w:val="20"/>
               </w:rPr>
             </w:pPr>
-            <w:r>
-              <w:rPr>
-                <w:sz w:val="20"/>
-                <w:szCs w:val="20"/>
-              </w:rPr>
-              <w:t>getShippingAddressByIdRequestSchema</w:t>
-            </w:r>
+            <w:proofErr w:type="spellStart"/>
+            <w:r>
+              <w:rPr>
+                <w:sz w:val="20"/>
+                <w:szCs w:val="20"/>
+              </w:rPr>
+              <w:t>searchShippingAddressRe</w:t>
+            </w:r>
+            <w:r>
+              <w:rPr>
+                <w:sz w:val="20"/>
+                <w:szCs w:val="20"/>
+              </w:rPr>
+              <w:t>quest</w:t>
+            </w:r>
+            <w:r>
+              <w:rPr>
+                <w:sz w:val="20"/>
+                <w:szCs w:val="20"/>
+              </w:rPr>
+              <w:t>Schema</w:t>
+            </w:r>
+            <w:proofErr w:type="spellEnd"/>
           </w:p>
         </w:tc>
         <w:tc>
@@ -1008,99 +1281,6 @@
             </w:pPr>
             <w:r>
               <w:rPr>
-                <w:sz w:val="20"/>
-                <w:szCs w:val="20"/>
-              </w:rPr>
-              <w:t>{</w:t>
-            </w:r>
-          </w:p>
-          <w:p>
-            <w:pPr>
-              <w:rPr>
-                <w:sz w:val="20"/>
-                <w:szCs w:val="20"/>
-              </w:rPr>
-            </w:pPr>
-            <w:r>
-              <w:rPr>
-                <w:sz w:val="20"/>
-                <w:szCs w:val="20"/>
-              </w:rPr>
-              <w:t>s</w:t>
-            </w:r>
-            <w:r>
-              <w:rPr>
-                <w:sz w:val="20"/>
-                <w:szCs w:val="20"/>
-              </w:rPr>
-              <w:t>hipping_address_id</w:t>
-            </w:r>
-          </w:p>
-          <w:p>
-            <w:pPr>
-              <w:rPr>
-                <w:sz w:val="20"/>
-                <w:szCs w:val="20"/>
-              </w:rPr>
-            </w:pPr>
-            <w:r>
-              <w:rPr>
-                <w:sz w:val="20"/>
-                <w:szCs w:val="20"/>
-              </w:rPr>
-              <w:t>}</w:t>
-            </w:r>
-          </w:p>
-        </w:tc>
-      </w:tr>
-      <w:tr>
-        <w:tc>
-          <w:tcPr>
-            <w:tcW w:w="4580" w:type="dxa"/>
-          </w:tcPr>
-          <w:p>
-            <w:pPr>
-              <w:rPr>
-                <w:sz w:val="20"/>
-                <w:szCs w:val="20"/>
-              </w:rPr>
-            </w:pPr>
-            <w:r>
-              <w:rPr>
-                <w:sz w:val="20"/>
-                <w:szCs w:val="20"/>
-              </w:rPr>
-              <w:t>searchShippingAddressRe</w:t>
-            </w:r>
-            <w:r>
-              <w:rPr>
-                <w:sz w:val="20"/>
-                <w:szCs w:val="20"/>
-              </w:rPr>
-              <w:t>quest</w:t>
-            </w:r>
-            <w:r>
-              <w:rPr>
-                <w:sz w:val="20"/>
-                <w:szCs w:val="20"/>
-              </w:rPr>
-              <w:t>Schema</w:t>
-            </w:r>
-          </w:p>
-        </w:tc>
-        <w:tc>
-          <w:tcPr>
-            <w:tcW w:w="4770" w:type="dxa"/>
-          </w:tcPr>
-          <w:p>
-            <w:pPr>
-              <w:rPr>
-                <w:sz w:val="20"/>
-                <w:szCs w:val="20"/>
-              </w:rPr>
-            </w:pPr>
-            <w:r>
-              <w:rPr>
                 <w:b/>
                 <w:bCs/>
                 <w:sz w:val="20"/>
@@ -1117,6 +1297,7 @@
               </w:rPr>
               <w:t xml:space="preserve"> </w:t>
             </w:r>
+            <w:proofErr w:type="spellStart"/>
             <w:r>
               <w:rPr>
                 <w:b/>
@@ -1124,7 +1305,7 @@
                 <w:sz w:val="20"/>
                 <w:szCs w:val="20"/>
               </w:rPr>
-              <w:t>create</w:t>
+              <w:t>shipping</w:t>
             </w:r>
             <w:r>
               <w:rPr>
@@ -1133,7 +1314,7 @@
                 <w:sz w:val="20"/>
                 <w:szCs w:val="20"/>
               </w:rPr>
-              <w:t>ShippingAddressRe</w:t>
+              <w:t>AddressRe</w:t>
             </w:r>
             <w:r>
               <w:rPr>
@@ -1151,7 +1332,7 @@
                 <w:sz w:val="20"/>
                 <w:szCs w:val="20"/>
               </w:rPr>
-              <w:t>Schema</w:t>
+              <w:t>Schem</w:t>
             </w:r>
             <w:r>
               <w:rPr>
@@ -1160,8 +1341,9 @@
                 <w:sz w:val="20"/>
                 <w:szCs w:val="20"/>
               </w:rPr>
-              <w:t xml:space="preserve"> and orderShippingAddressRequestSchema</w:t>
-            </w:r>
+              <w:t>a</w:t>
+            </w:r>
+            <w:proofErr w:type="spellEnd"/>
           </w:p>
         </w:tc>
       </w:tr>
